--- a/보관본/러시아 인권변호사/Word/3부/3부_4화_아버지의_죽음.docx
+++ b/보관본/러시아 인권변호사/Word/3부/3부_4화_아버지의_죽음.docx
@@ -236,67 +236,7 @@
           <w:i w:val="0"/>
           <w:sz w:val="22"/>
         </w:rPr>
-        <w:t>Мне сегодня с утра три раза звонили. Бывший мастер из цеха, двоюродный брат из Томска и какая-то женщина, которую я не знаю. Говорила, что тоже гордится своим сыном, только сказать ему не может — он не разговаривает с ней пять лет.</w:t>
-      </w:r>
-    </w:p>
-    <w:p>
-      <w:pPr>
-        <w:spacing w:before="0" w:after="110" w:line="300" w:lineRule="auto"/>
-      </w:pPr>
-      <w:r>
-        <w:rPr>
-          <w:rFonts w:ascii="Times New Roman" w:hAnsi="Times New Roman" w:eastAsia="Malgun Gothic"/>
-          <w:b/>
-          <w:i w:val="0"/>
-          <w:sz w:val="22"/>
-        </w:rPr>
-        <w:t xml:space="preserve">Анна: </w:t>
-      </w:r>
-      <w:r>
-        <w:rPr>
-          <w:rFonts w:ascii="Times New Roman" w:hAnsi="Times New Roman" w:eastAsia="Malgun Gothic"/>
-          <w:b w:val="0"/>
-          <w:i w:val="0"/>
-          <w:sz w:val="22"/>
-        </w:rPr>
-        <w:t>И что ты ей ответил?</w:t>
-      </w:r>
-    </w:p>
-    <w:p>
-      <w:pPr>
-        <w:spacing w:before="0" w:after="110" w:line="300" w:lineRule="auto"/>
-      </w:pPr>
-      <w:r>
-        <w:rPr>
-          <w:rFonts w:ascii="Times New Roman" w:hAnsi="Times New Roman" w:eastAsia="Malgun Gothic"/>
-          <w:b/>
-          <w:i w:val="0"/>
-          <w:sz w:val="22"/>
-        </w:rPr>
-        <w:t xml:space="preserve">Николай: </w:t>
-      </w:r>
-      <w:r>
-        <w:rPr>
-          <w:rFonts w:ascii="Times New Roman" w:hAnsi="Times New Roman" w:eastAsia="Malgun Gothic"/>
-          <w:b w:val="0"/>
-          <w:i w:val="0"/>
-          <w:sz w:val="22"/>
-        </w:rPr>
-        <w:t>Сказал: позвоните ему сами. Прямо сегодня. Не ждите митинга.</w:t>
-      </w:r>
-    </w:p>
-    <w:p>
-      <w:pPr>
-        <w:spacing w:before="0" w:after="110" w:line="300" w:lineRule="auto"/>
-      </w:pPr>
-      <w:r>
-        <w:rPr>
-          <w:rFonts w:ascii="Times New Roman" w:hAnsi="Times New Roman" w:eastAsia="Malgun Gothic"/>
-          <w:b/>
-          <w:i w:val="0"/>
-          <w:sz w:val="22"/>
-        </w:rPr>
-        <w:t xml:space="preserve">Анна: </w:t>
+        <w:t xml:space="preserve">Наверное, поздно. </w:t>
       </w:r>
       <w:r>
         <w:rPr>
@@ -306,7 +246,7 @@
           <w:color w:val="555555"/>
           <w:sz w:val="22"/>
         </w:rPr>
-        <w:t>(с нежностью)</w:t>
+        <w:t>(смотрит в окно)</w:t>
       </w:r>
       <w:r>
         <w:rPr>
@@ -315,7 +255,7 @@
           <w:i w:val="0"/>
           <w:sz w:val="22"/>
         </w:rPr>
-        <w:t xml:space="preserve"> Ты — и советы по телефону. Кто бы мог подумать.</w:t>
+        <w:t xml:space="preserve"> Просто дурное предчувствие весь день.</w:t>
       </w:r>
     </w:p>
     <w:p>
@@ -338,7 +278,67 @@
           <w:i w:val="0"/>
           <w:sz w:val="22"/>
         </w:rPr>
-        <w:t xml:space="preserve">Сам удивляюсь. Сорок лет молчал, а тут прорвало. </w:t>
+        <w:t>Мне сегодня с утра три раза звонили. Бывший мастер из цеха, двоюродный брат из Томска и какая-то женщина, которую я не знаю. Говорила, что тоже гордится своим сыном, только сказать ему не может — он не разговаривает с ней пять лет.</w:t>
+      </w:r>
+    </w:p>
+    <w:p>
+      <w:pPr>
+        <w:spacing w:before="0" w:after="110" w:line="300" w:lineRule="auto"/>
+      </w:pPr>
+      <w:r>
+        <w:rPr>
+          <w:rFonts w:ascii="Times New Roman" w:hAnsi="Times New Roman" w:eastAsia="Malgun Gothic"/>
+          <w:b/>
+          <w:i w:val="0"/>
+          <w:sz w:val="22"/>
+        </w:rPr>
+        <w:t xml:space="preserve">Анна: </w:t>
+      </w:r>
+      <w:r>
+        <w:rPr>
+          <w:rFonts w:ascii="Times New Roman" w:hAnsi="Times New Roman" w:eastAsia="Malgun Gothic"/>
+          <w:b w:val="0"/>
+          <w:i w:val="0"/>
+          <w:sz w:val="22"/>
+        </w:rPr>
+        <w:t>И что ты ей ответил?</w:t>
+      </w:r>
+    </w:p>
+    <w:p>
+      <w:pPr>
+        <w:spacing w:before="0" w:after="110" w:line="300" w:lineRule="auto"/>
+      </w:pPr>
+      <w:r>
+        <w:rPr>
+          <w:rFonts w:ascii="Times New Roman" w:hAnsi="Times New Roman" w:eastAsia="Malgun Gothic"/>
+          <w:b/>
+          <w:i w:val="0"/>
+          <w:sz w:val="22"/>
+        </w:rPr>
+        <w:t xml:space="preserve">Николай: </w:t>
+      </w:r>
+      <w:r>
+        <w:rPr>
+          <w:rFonts w:ascii="Times New Roman" w:hAnsi="Times New Roman" w:eastAsia="Malgun Gothic"/>
+          <w:b w:val="0"/>
+          <w:i w:val="0"/>
+          <w:sz w:val="22"/>
+        </w:rPr>
+        <w:t>Сказал: позвоните ему сами. Прямо сегодня. Не ждите митинга.</w:t>
+      </w:r>
+    </w:p>
+    <w:p>
+      <w:pPr>
+        <w:spacing w:before="0" w:after="110" w:line="300" w:lineRule="auto"/>
+      </w:pPr>
+      <w:r>
+        <w:rPr>
+          <w:rFonts w:ascii="Times New Roman" w:hAnsi="Times New Roman" w:eastAsia="Malgun Gothic"/>
+          <w:b/>
+          <w:i w:val="0"/>
+          <w:sz w:val="22"/>
+        </w:rPr>
+        <w:t xml:space="preserve">Анна: </w:t>
       </w:r>
       <w:r>
         <w:rPr>
@@ -348,7 +348,7 @@
           <w:color w:val="555555"/>
           <w:sz w:val="22"/>
         </w:rPr>
-        <w:t>(пауза)</w:t>
+        <w:t>(с нежностью)</w:t>
       </w:r>
       <w:r>
         <w:rPr>
@@ -357,7 +357,7 @@
           <w:i w:val="0"/>
           <w:sz w:val="22"/>
         </w:rPr>
-        <w:t xml:space="preserve"> А ещё у магазина стояла машина. Тёмная. Час стояла, пока я в очереди был.</w:t>
+        <w:t xml:space="preserve"> Ты — и советы по телефону. Кто бы мог подумать.</w:t>
       </w:r>
     </w:p>
     <w:p>
@@ -371,7 +371,7 @@
           <w:i w:val="0"/>
           <w:sz w:val="22"/>
         </w:rPr>
-        <w:t xml:space="preserve">Анна: </w:t>
+        <w:t xml:space="preserve">Николай: </w:t>
       </w:r>
       <w:r>
         <w:rPr>
@@ -380,53 +380,7 @@
           <w:i w:val="0"/>
           <w:sz w:val="22"/>
         </w:rPr>
-        <w:t>Коля, в городе сто таких машин.</w:t>
-      </w:r>
-    </w:p>
-    <w:p>
-      <w:pPr>
-        <w:spacing w:before="0" w:after="110" w:line="300" w:lineRule="auto"/>
-      </w:pPr>
-      <w:r>
-        <w:rPr>
-          <w:rFonts w:ascii="Times New Roman" w:hAnsi="Times New Roman" w:eastAsia="Malgun Gothic"/>
-          <w:b/>
-          <w:i w:val="0"/>
-          <w:sz w:val="22"/>
-        </w:rPr>
-        <w:t xml:space="preserve">Николай: </w:t>
-      </w:r>
-      <w:r>
-        <w:rPr>
-          <w:rFonts w:ascii="Times New Roman" w:hAnsi="Times New Roman" w:eastAsia="Malgun Gothic"/>
-          <w:b w:val="0"/>
-          <w:i w:val="0"/>
-          <w:sz w:val="22"/>
-        </w:rPr>
-        <w:t>Знаю. Потому и не говорю Лёше. Не хочу, чтобы он думал, что старик на старости лет стал пугливым.</w:t>
-      </w:r>
-    </w:p>
-    <w:p>
-      <w:pPr>
-        <w:spacing w:before="0" w:after="110" w:line="300" w:lineRule="auto"/>
-      </w:pPr>
-      <w:r>
-        <w:rPr>
-          <w:rFonts w:ascii="Times New Roman" w:hAnsi="Times New Roman" w:eastAsia="Malgun Gothic"/>
-          <w:b/>
-          <w:i w:val="0"/>
-          <w:sz w:val="22"/>
-        </w:rPr>
-        <w:t xml:space="preserve">Николай: </w:t>
-      </w:r>
-      <w:r>
-        <w:rPr>
-          <w:rFonts w:ascii="Times New Roman" w:hAnsi="Times New Roman" w:eastAsia="Malgun Gothic"/>
-          <w:b w:val="0"/>
-          <w:i w:val="0"/>
-          <w:sz w:val="22"/>
-        </w:rPr>
-        <w:t xml:space="preserve">Наверное, поздно. </w:t>
+        <w:t xml:space="preserve">Сам удивляюсь. Сорок лет молчал, а тут прорвало. </w:t>
       </w:r>
       <w:r>
         <w:rPr>
@@ -436,7 +390,7 @@
           <w:color w:val="555555"/>
           <w:sz w:val="22"/>
         </w:rPr>
-        <w:t>(смотрит в окно)</w:t>
+        <w:t>(пауза)</w:t>
       </w:r>
       <w:r>
         <w:rPr>
@@ -445,7 +399,53 @@
           <w:i w:val="0"/>
           <w:sz w:val="22"/>
         </w:rPr>
-        <w:t xml:space="preserve"> Просто дурное предчувствие весь день.</w:t>
+        <w:t xml:space="preserve"> А ещё у магазина стояла машина. Тёмная. Час стояла, пока я в очереди был.</w:t>
+      </w:r>
+    </w:p>
+    <w:p>
+      <w:pPr>
+        <w:spacing w:before="0" w:after="110" w:line="300" w:lineRule="auto"/>
+      </w:pPr>
+      <w:r>
+        <w:rPr>
+          <w:rFonts w:ascii="Times New Roman" w:hAnsi="Times New Roman" w:eastAsia="Malgun Gothic"/>
+          <w:b/>
+          <w:i w:val="0"/>
+          <w:sz w:val="22"/>
+        </w:rPr>
+        <w:t xml:space="preserve">Анна: </w:t>
+      </w:r>
+      <w:r>
+        <w:rPr>
+          <w:rFonts w:ascii="Times New Roman" w:hAnsi="Times New Roman" w:eastAsia="Malgun Gothic"/>
+          <w:b w:val="0"/>
+          <w:i w:val="0"/>
+          <w:sz w:val="22"/>
+        </w:rPr>
+        <w:t>Коля, в городе сто таких машин.</w:t>
+      </w:r>
+    </w:p>
+    <w:p>
+      <w:pPr>
+        <w:spacing w:before="0" w:after="110" w:line="300" w:lineRule="auto"/>
+      </w:pPr>
+      <w:r>
+        <w:rPr>
+          <w:rFonts w:ascii="Times New Roman" w:hAnsi="Times New Roman" w:eastAsia="Malgun Gothic"/>
+          <w:b/>
+          <w:i w:val="0"/>
+          <w:sz w:val="22"/>
+        </w:rPr>
+        <w:t xml:space="preserve">Николай: </w:t>
+      </w:r>
+      <w:r>
+        <w:rPr>
+          <w:rFonts w:ascii="Times New Roman" w:hAnsi="Times New Roman" w:eastAsia="Malgun Gothic"/>
+          <w:b w:val="0"/>
+          <w:i w:val="0"/>
+          <w:sz w:val="22"/>
+        </w:rPr>
+        <w:t>Знаю. Потому и не говорю Лёше. Не хочу, чтобы он думал, что старик на старости лет стал пугливым.</w:t>
       </w:r>
     </w:p>
     <w:p>
@@ -628,7 +628,7 @@
           <w:i w:val="0"/>
           <w:sz w:val="22"/>
         </w:rPr>
-        <w:t>Мать пирог затеяла. С капустой. Говорит, в выходные тебя ждёт, а ты, конечно, не приедешь.</w:t>
+        <w:t>Нормально. Иду сейчас домой от Ходоренко, засиделись за чаем. Темно уже, но тут недалеко.</w:t>
       </w:r>
     </w:p>
     <w:p>
@@ -642,7 +642,7 @@
           <w:i w:val="0"/>
           <w:sz w:val="22"/>
         </w:rPr>
-        <w:t xml:space="preserve">Лёша: </w:t>
+        <w:t xml:space="preserve">Николай: </w:t>
       </w:r>
       <w:r>
         <w:rPr>
@@ -651,7 +651,7 @@
           <w:i w:val="0"/>
           <w:sz w:val="22"/>
         </w:rPr>
-        <w:t>Приеду, пап. В воскресенье вечером, после дебатов. Обещаю.</w:t>
+        <w:t>Мать пирог затеяла. С капустой. Говорит, в выходные тебя ждёт, а ты, конечно, не приедешь.</w:t>
       </w:r>
     </w:p>
     <w:p>
@@ -665,7 +665,7 @@
           <w:i w:val="0"/>
           <w:sz w:val="22"/>
         </w:rPr>
-        <w:t xml:space="preserve">Николай: </w:t>
+        <w:t xml:space="preserve">Лёша: </w:t>
       </w:r>
       <w:r>
         <w:rPr>
@@ -674,7 +674,7 @@
           <w:i w:val="0"/>
           <w:sz w:val="22"/>
         </w:rPr>
-        <w:t>Ну смотри. Пирог ждать не будет, а мать будет.</w:t>
+        <w:t>Приеду, пап. В воскресенье вечером, после дебатов. Обещаю.</w:t>
       </w:r>
     </w:p>
     <w:p>
@@ -697,7 +697,7 @@
           <w:i w:val="0"/>
           <w:sz w:val="22"/>
         </w:rPr>
-        <w:t>Нормально. Иду сейчас домой от Ходоренко, засиделись за чаем. Темно уже, но тут недалеко.</w:t>
+        <w:t>Ну смотри. Пирог ждать не будет, а мать будет.</w:t>
       </w:r>
     </w:p>
     <w:p>

--- a/보관본/러시아 인권변호사/Word/3부/3부_4화_아버지의_죽음.docx
+++ b/보관본/러시아 인권변호사/Word/3부/3부_4화_아버지의_죽음.docx
@@ -36,7 +36,7 @@
           <w:i w:val="0"/>
           <w:sz w:val="22"/>
         </w:rPr>
-        <w:t>니콜라이 표도로비치 오를로프(료샤의 아버지) / 안나 미하일로브나 오를로바(료샤의 어머니) / 알렉세이 “료샤” 오를로프(주지사 후보) / 의사 / 수사관 올레그 마르첸코(재등장) / 카탸 리시나(참모) / 다리야 볼코바(탐사기자) / 파벨 그리신(전화) / 류드밀라 이고레브나(장례식) / 세묜 이바노비치 두빈(장례식) / 호도렌코(니콜라이의 옛 동료, 언급만)</w:t>
+        <w:t>니콜라이 표도로비치 오를로프(료샤의 아버지) / 안나 미하일로브나 오를로바(료샤의 어머니) / 알렉세이 “료샤” 오를로프(주지사 후보) / 의사 / 수사관 콘스탄틴 마르첸코(재등장) / 카탸 리시나(참모) / 다리야 볼코바(탐사기자) / 파벨 그리신(전화) / 류드밀라 이고레브나(장례식) / 세묜 이바노비치 두빈(장례식) / 호도렌코(니콜라이의 옛 동료, 언급만)</w:t>
       </w:r>
     </w:p>
     <w:p>
@@ -1989,7 +1989,7 @@
           <w:i w:val="0"/>
           <w:sz w:val="22"/>
         </w:rPr>
-        <w:t>Олег… как вас по отчеству?</w:t>
+        <w:t>Константин… как вас по отчеству?</w:t>
       </w:r>
     </w:p>
     <w:p>
